--- a/CÔNG TY TNHH KHUÔN MẪU TRƯỜNG PHÁT/TruongPhat_ThayDoi_CSH_DDPL_Lan2/HoSo2_UyQuyen_DaSua_04092026.docx
+++ b/CÔNG TY TNHH KHUÔN MẪU TRƯỜNG PHÁT/TruongPhat_ThayDoi_CSH_DDPL_Lan2/HoSo2_UyQuyen_DaSua_04092026.docx
@@ -103,61 +103,6 @@
           <w:szCs w:val="26"/>
         </w:rPr>
         <w:t>ngày 4 tháng 9 năm 2026</w:t>
-      </w:r>
-      <w:r>
-        <w:rPr>
-          <w:rFonts w:ascii="Times New Roman" w:hAnsi="Times New Roman" w:cs="Times New Roman"/>
-          <w:i/>
-          <w:iCs/>
-          <w:color w:val="000000" w:themeColor="text1"/>
-          <w:sz w:val="26"/>
-          <w:szCs w:val="26"/>
-        </w:rPr>
-        <w:t xml:space="preserve"/>
-      </w:r>
-      <w:r>
-        <w:rPr>
-          <w:rFonts w:ascii="Times New Roman" w:hAnsi="Times New Roman" w:cs="Times New Roman"/>
-          <w:i/>
-          <w:iCs/>
-          <w:color w:val="000000" w:themeColor="text1"/>
-          <w:sz w:val="26"/>
-          <w:szCs w:val="26"/>
-        </w:rPr>
-        <w:t xml:space="preserve"/>
-      </w:r>
-      <w:r>
-        <w:rPr>
-          <w:rFonts w:ascii="Times New Roman" w:hAnsi="Times New Roman" w:cs="Times New Roman"/>
-          <w:i/>
-          <w:iCs/>
-          <w:color w:val="000000" w:themeColor="text1"/>
-          <w:sz w:val="26"/>
-          <w:szCs w:val="26"/>
-        </w:rPr>
-        <w:t/>
-      </w:r>
-      <w:r>
-        <w:rPr>
-          <w:rFonts w:ascii="Times New Roman" w:hAnsi="Times New Roman" w:cs="Times New Roman"/>
-          <w:i/>
-          <w:iCs/>
-          <w:color w:val="000000" w:themeColor="text1"/>
-          <w:sz w:val="26"/>
-          <w:szCs w:val="26"/>
-        </w:rPr>
-        <w:t xml:space="preserve"/>
-      </w:r>
-      <w:r>
-        <w:rPr>
-          <w:rFonts w:ascii="Times New Roman" w:hAnsi="Times New Roman" w:cs="Times New Roman"/>
-          <w:i/>
-          <w:iCs/>
-          <w:color w:val="000000" w:themeColor="text1"/>
-          <w:sz w:val="26"/>
-          <w:szCs w:val="26"/>
-        </w:rPr>
-        <w:t xml:space="preserve"/>
       </w:r>
     </w:p>
     <w:p>
@@ -546,7 +491,7 @@
           <w:rFonts w:ascii="Times New Roman" w:hAnsi="Times New Roman"/>
           <w:sz w:val="25"/>
         </w:rPr>
-        <w:t>0939730057</w:t>
+        <w:t>0329955471</w:t>
       </w:r>
       <w:r>
         <w:rPr>
@@ -1139,47 +1084,7 @@
           <w:szCs w:val="26"/>
           <w:lang w:val="vi-VN"/>
         </w:rPr>
-        <w:t xml:space="preserve">ngày 4 tháng 9 năm 2026</w:t>
-      </w:r>
-      <w:r>
-        <w:rPr>
-          <w:rFonts w:ascii="Times New Roman" w:hAnsi="Times New Roman" w:cs="Times New Roman"/>
-          <w:color w:val="000000" w:themeColor="text1"/>
-          <w:sz w:val="26"/>
-          <w:szCs w:val="26"/>
-          <w:lang w:val="vi-VN"/>
-        </w:rPr>
-        <w:t/>
-      </w:r>
-      <w:r>
-        <w:rPr>
-          <w:rFonts w:ascii="Times New Roman" w:hAnsi="Times New Roman" w:cs="Times New Roman"/>
-          <w:color w:val="000000" w:themeColor="text1"/>
-          <w:sz w:val="26"/>
-          <w:szCs w:val="26"/>
-          <w:lang w:val="vi-VN"/>
-        </w:rPr>
-        <w:t xml:space="preserve"/>
-      </w:r>
-      <w:r>
-        <w:rPr>
-          <w:rFonts w:ascii="Times New Roman" w:hAnsi="Times New Roman" w:cs="Times New Roman"/>
-          <w:color w:val="000000" w:themeColor="text1"/>
-          <w:sz w:val="26"/>
-          <w:szCs w:val="26"/>
-          <w:lang w:val="vi-VN"/>
-        </w:rPr>
-        <w:t/>
-      </w:r>
-      <w:r>
-        <w:rPr>
-          <w:rFonts w:ascii="Times New Roman" w:hAnsi="Times New Roman" w:cs="Times New Roman"/>
-          <w:color w:val="000000" w:themeColor="text1"/>
-          <w:sz w:val="26"/>
-          <w:szCs w:val="26"/>
-          <w:lang w:val="vi-VN"/>
-        </w:rPr>
-        <w:t xml:space="preserve"> </w:t>
+        <w:t xml:space="preserve">ngày 4 tháng 9 năm 2026 </w:t>
       </w:r>
       <w:r>
         <w:rPr>
@@ -1753,7 +1658,6 @@
   <w:style w:type="character" w:default="1" w:styleId="DefaultParagraphFont">
     <w:name w:val="Default Paragraph Font"/>
     <w:uiPriority w:val="1"/>
-    <w:semiHidden/>
     <w:unhideWhenUsed/>
   </w:style>
   <w:style w:type="table" w:default="1" w:styleId="TableNormal">
